--- a/opisy_archetypow/opisy_Mędrczyni.docx
+++ b/opisy_archetypow/opisy_Mędrczyni.docx
@@ -970,7 +970,7 @@
         </w:numPr>
       </w:pPr>
       <w:r>
-        <w:t>Z drugiej: polityczki i życie społeczne wymagają tempa, emocji, skrótów i decyzji „tu i teraz”.</w:t>
+        <w:t>Z drugiej: polityka i życie społeczne wymagają tempa, emocji, skrótów i decyzji „tu i teraz”.</w:t>
       </w:r>
     </w:p>
     <w:p>
@@ -3145,7 +3145,7 @@
         <w:pStyle w:val="Nagwek2"/>
       </w:pPr>
       <w:r>
-        <w:t>6. Agenda tematyczna i ramowanie polityczka</w:t>
+        <w:t>6. Agenda tematyczna i ramowanie polityka</w:t>
       </w:r>
     </w:p>
     <w:p>

--- a/opisy_archetypow/opisy_Mędrczyni.docx
+++ b/opisy_archetypow/opisy_Mędrczyni.docx
@@ -1120,7 +1120,7 @@
         </w:numPr>
       </w:pPr>
       <w:r>
-        <w:t>dogmatyczny, sztywny, „wszystko już wiem”,</w:t>
+        <w:t>dogmatyczna, sztywna, „wszystko już wiem”,</w:t>
       </w:r>
     </w:p>
     <w:p>
@@ -1131,7 +1131,7 @@
         </w:numPr>
       </w:pPr>
       <w:r>
-        <w:t>odrealniony (wieża z kości słoniowej),</w:t>
+        <w:t>odrealniona (wieża z kości słoniowej),</w:t>
       </w:r>
     </w:p>
     <w:p>
@@ -1142,7 +1142,7 @@
         </w:numPr>
       </w:pPr>
       <w:r>
-        <w:t>nadmiernie sceptyczny i niechętny zmianie,</w:t>
+        <w:t>nadmiernie sceptyczna i niechętna zmianie,</w:t>
       </w:r>
     </w:p>
     <w:p>
@@ -1153,7 +1153,7 @@
         </w:numPr>
       </w:pPr>
       <w:r>
-        <w:t>wycofany i chłodny,</w:t>
+        <w:t>wycofana i chłodna,</w:t>
       </w:r>
     </w:p>
     <w:p>
@@ -1247,14 +1247,7 @@
         </w:numPr>
       </w:pPr>
       <w:r>
-        <w:rPr>
-          <w:b/>
-          <w:bCs/>
-        </w:rPr>
-        <w:t>Ekspert i tłumacz złożoności</w:t>
-      </w:r>
-      <w:r>
-        <w:t xml:space="preserve"> (wyjaśnia, porządkuje, edukuje)</w:t>
+        <w:t>Ekspertka i tłumaczka złożoności (wyjaśnia, porządkuje, edukuje)</w:t>
       </w:r>
     </w:p>
     <w:p>
@@ -1265,14 +1258,7 @@
         </w:numPr>
       </w:pPr>
       <w:r>
-        <w:rPr>
-          <w:b/>
-          <w:bCs/>
-        </w:rPr>
-        <w:t>Architekt strategii</w:t>
-      </w:r>
-      <w:r>
-        <w:t xml:space="preserve"> (diagnoza → cele → narzędzia → mierniki)</w:t>
+        <w:t>Architektka strategii (diagnoza → cele → narzędzia → mierniki)</w:t>
       </w:r>
     </w:p>
     <w:p>
@@ -1283,14 +1269,7 @@
         </w:numPr>
       </w:pPr>
       <w:r>
-        <w:rPr>
-          <w:b/>
-          <w:bCs/>
-        </w:rPr>
-        <w:t>Strażnik rzetelności</w:t>
-      </w:r>
-      <w:r>
-        <w:t xml:space="preserve"> (standardy informacji, źródeł, procedur)</w:t>
+        <w:t>Strażniczka rzetelności (standardy informacji, źródeł, procedur)</w:t>
       </w:r>
     </w:p>
     <w:p>
@@ -1301,14 +1280,7 @@
         </w:numPr>
       </w:pPr>
       <w:r>
-        <w:rPr>
-          <w:b/>
-          <w:bCs/>
-        </w:rPr>
-        <w:t>Mentor debaty publicznej</w:t>
-      </w:r>
-      <w:r>
-        <w:t xml:space="preserve"> (podnosi poziom rozmowy, uspokaja emocje)</w:t>
+        <w:t>Mentorka debaty publicznej (podnosi poziom rozmowy, uspokaja emocje)</w:t>
       </w:r>
     </w:p>
     <w:p/>

--- a/opisy_archetypow/opisy_Mędrczyni.docx
+++ b/opisy_archetypow/opisy_Mędrczyni.docx
@@ -920,7 +920,7 @@
           <w:b/>
           <w:bCs/>
         </w:rPr>
-        <w:t>zostać wprowadzonym w błąd</w:t>
+        <w:t>zostać wprowadzoną w błąd</w:t>
       </w:r>
       <w:r>
         <w:t xml:space="preserve"> albo popełnić błąd wynikający z ignorancji, uproszczenia lub manipulacji. Dla Mędrczyni pomyłka nie jest tylko porażką</w:t>
@@ -929,7 +929,7 @@
         <w:t xml:space="preserve"> – </w:t>
       </w:r>
       <w:r>
-        <w:t>bywa ciosem w własny obraz kompetencji i w szacunek do siebie.</w:t>
+        <w:t>bywa ciosem we własny obraz kompetencji i w szacunek do siebie.</w:t>
       </w:r>
     </w:p>
     <w:p/>
